--- a/data/revised_2026-10_full/tracked/v2/Biology/SS3.1_Animal_Nutrition/Biology_Animal_Nutrition_SummaryTable_TRACKED.docx
+++ b/data/revised_2026-10_full/tracked/v2/Biology/SS3.1_Animal_Nutrition/Biology_Animal_Nutrition_SummaryTable_TRACKED.docx
@@ -923,7 +923,7 @@
               </w:rPr>
               <w:t xml:space="preserve">Learners constructed physical models of piercing-sucking mouthparts using straws and foam, labelling the labium, food canal, salivary canal, and stylet bundle. They wrote CER explanations linking the needle-like stylet structure to liquid-food access and the absence of visible chewing damage. They updated the class Driving Question Board with new evidence about aphids (Kakamega maize) and mosquitoes (</w:t>
             </w:r>
-            <w:del w:id="9001" w:author="Claude (AI) - proposed" w:date="2026-10-15T02:49:54Z">
+            <w:del w:id="9001" w:author="Claude (AI) - proposed" w:date="2026-10-18T00:26:09Z">
               <w:r>
                 <w:rPr>
                   <w:rFonts w:ascii="Arial" w:cs="Arial" w:eastAsia="Arial" w:hAnsi="Arial"/>
@@ -938,7 +938,7 @@
                 <w:delText xml:space="preserve">Nairobi</w:delText>
               </w:r>
             </w:del>
-            <w:ins w:id="9002" w:author="Claude (AI) - proposed" w:date="2026-10-15T02:49:54Z">
+            <w:ins w:id="9002" w:author="Claude (AI) - proposed" w:date="2026-10-18T00:26:09Z">
               <w:r>
                 <w:rPr>
                   <w:rFonts w:ascii="Arial" w:cs="Arial" w:eastAsia="Arial" w:hAnsi="Arial"/>
@@ -1054,7 +1054,7 @@
               </w:rPr>
               <w:t xml:space="preserve">Crushing and Tearing Bird Beaks: How Does a Fish Eagle Eat What a </w:t>
             </w:r>
-            <w:del w:id="9003" w:author="Claude (AI) - proposed" w:date="2026-10-15T02:49:54Z">
+            <w:del w:id="9003" w:author="Claude (AI) - proposed" w:date="2026-10-18T00:26:09Z">
               <w:r>
                 <w:rPr>
                   <w:rFonts w:ascii="Arial" w:cs="Arial" w:eastAsia="Arial" w:hAnsi="Arial"/>
@@ -1069,7 +1069,7 @@
                 <w:delText xml:space="preserve">Flamingo</w:delText>
               </w:r>
             </w:del>
-            <w:ins w:id="9004" w:author="Claude (AI) - proposed" w:date="2026-10-15T02:49:54Z">
+            <w:ins w:id="9004" w:author="Claude (AI) - proposed" w:date="2026-10-18T00:26:09Z">
               <w:r>
                 <w:rPr>
                   <w:rFonts w:ascii="Arial" w:cs="Arial" w:eastAsia="Arial" w:hAnsi="Arial"/>
@@ -1350,7 +1350,7 @@
               </w:rPr>
               <w:t xml:space="preserve">Learners explained that across all animals studied in Lessons 1–5 — from the grasshopper's mandibles and the mosquito's </w:t>
             </w:r>
-            <w:del w:id="9005" w:author="Claude (AI) - proposed" w:date="2026-10-15T02:49:54Z">
+            <w:del w:id="9005" w:author="Claude (AI) - proposed" w:date="2026-10-18T00:26:09Z">
               <w:r>
                 <w:rPr>
                   <w:rFonts w:ascii="Arial" w:cs="Arial" w:eastAsia="Arial" w:hAnsi="Arial"/>
@@ -1365,7 +1365,7 @@
                 <w:delText xml:space="preserve">fascicle</w:delText>
               </w:r>
             </w:del>
-            <w:ins w:id="9006" w:author="Claude (AI) - proposed" w:date="2026-10-15T02:49:54Z">
+            <w:ins w:id="9006" w:author="Claude (AI) - proposed" w:date="2026-10-18T00:26:09Z">
               <w:r>
                 <w:rPr>
                   <w:rFonts w:ascii="Arial" w:cs="Arial" w:eastAsia="Arial" w:hAnsi="Arial"/>
@@ -1393,7 +1393,7 @@
               </w:rPr>
               <w:t xml:space="preserve"> to the flamingo's filter beak and the sunbird's probing beak — the pattern is the same: every feeding structure is shaped precisely to match the food source and the habitat in which the animal finds that food. This principle of structure-determines-function-determines-diet was added to the cumulative class model and the Driving Question Board as the class's emerging explanation, setting up the shift in Lessons </w:t>
             </w:r>
-            <w:del w:id="9007" w:author="Claude (AI) - proposed" w:date="2026-10-15T02:49:54Z">
+            <w:del w:id="9007" w:author="Claude (AI) - proposed" w:date="2026-10-18T00:26:09Z">
               <w:r>
                 <w:rPr>
                   <w:rFonts w:ascii="Arial" w:cs="Arial" w:eastAsia="Arial" w:hAnsi="Arial"/>
@@ -1408,7 +1408,7 @@
                 <w:delText xml:space="preserve">6–10</w:delText>
               </w:r>
             </w:del>
-            <w:ins w:id="9008" w:author="Claude (AI) - proposed" w:date="2026-10-15T02:49:54Z">
+            <w:ins w:id="9008" w:author="Claude (AI) - proposed" w:date="2026-10-18T00:26:09Z">
               <w:r>
                 <w:rPr>
                   <w:rFonts w:ascii="Arial" w:cs="Arial" w:eastAsia="Arial" w:hAnsi="Arial"/>
@@ -1744,7 +1744,7 @@
               </w:rPr>
               <w:t xml:space="preserve">Just as the mosquito's proboscis, the grasshopper's mandibles, and the flamingo's lamellae are external structures adapted to obtain specific foods, the human digestive system is a set of internal structures adapted to process and extract nutrients from a varied diet. The mosquito </w:t>
             </w:r>
-            <w:del w:id="9009" w:author="Claude (AI) - proposed" w:date="2026-10-15T02:49:54Z">
+            <w:del w:id="9009" w:author="Claude (AI) - proposed" w:date="2026-10-18T00:26:09Z">
               <w:r>
                 <w:rPr>
                   <w:rFonts w:ascii="Arial" w:cs="Arial" w:eastAsia="Arial" w:hAnsi="Arial"/>
@@ -1759,7 +1759,7 @@
                 <w:delText xml:space="preserve">bypasses the need for a complex digestive system</w:delText>
               </w:r>
             </w:del>
-            <w:ins w:id="9010" w:author="Claude (AI) - proposed" w:date="2026-10-15T02:49:54Z">
+            <w:ins w:id="9010" w:author="Claude (AI) - proposed" w:date="2026-10-18T00:26:09Z">
               <w:r>
                 <w:rPr>
                   <w:rFonts w:ascii="Arial" w:cs="Arial" w:eastAsia="Arial" w:hAnsi="Arial"/>
@@ -1787,7 +1787,7 @@
               </w:rPr>
               <w:t xml:space="preserve"> because blood is </w:t>
             </w:r>
-            <w:del w:id="9011" w:author="Claude (AI) - proposed" w:date="2026-10-15T02:49:54Z">
+            <w:del w:id="9011" w:author="Claude (AI) - proposed" w:date="2026-10-18T00:26:09Z">
               <w:r>
                 <w:rPr>
                   <w:rFonts w:ascii="Arial" w:cs="Arial" w:eastAsia="Arial" w:hAnsi="Arial"/>
@@ -1802,7 +1802,7 @@
                 <w:delText xml:space="preserve">already nutrient-rich and dissolved — but</w:delText>
               </w:r>
             </w:del>
-            <w:ins w:id="9012" w:author="Claude (AI) - proposed" w:date="2026-10-15T02:49:54Z">
+            <w:ins w:id="9012" w:author="Claude (AI) - proposed" w:date="2026-10-18T00:26:09Z">
               <w:r>
                 <w:rPr>
                   <w:rFonts w:ascii="Arial" w:cs="Arial" w:eastAsia="Arial" w:hAnsi="Arial"/>
@@ -1830,7 +1830,7 @@
               </w:rPr>
               <w:t xml:space="preserve"> a human eating ugali and sukuma wiki needs a multi-organ system to </w:t>
             </w:r>
-            <w:ins w:id="9013" w:author="Claude (AI) - proposed" w:date="2026-10-15T02:49:54Z">
+            <w:ins w:id="9013" w:author="Claude (AI) - proposed" w:date="2026-10-18T00:26:09Z">
               <w:r>
                 <w:rPr>
                   <w:rFonts w:ascii="Arial" w:cs="Arial" w:eastAsia="Arial" w:hAnsi="Arial"/>
@@ -1858,7 +1858,7 @@
               </w:rPr>
               <w:t xml:space="preserve">chemically break down </w:t>
             </w:r>
-            <w:del w:id="9014" w:author="Claude (AI) - proposed" w:date="2026-10-15T02:49:54Z">
+            <w:del w:id="9014" w:author="Claude (AI) - proposed" w:date="2026-10-18T00:26:09Z">
               <w:r>
                 <w:rPr>
                   <w:rFonts w:ascii="Arial" w:cs="Arial" w:eastAsia="Arial" w:hAnsi="Arial"/>
@@ -1873,7 +1873,7 @@
                 <w:delText xml:space="preserve">complex carbohydrates, proteins, and fibre</w:delText>
               </w:r>
             </w:del>
-            <w:ins w:id="9015" w:author="Claude (AI) - proposed" w:date="2026-10-15T02:49:54Z">
+            <w:ins w:id="9015" w:author="Claude (AI) - proposed" w:date="2026-10-18T00:26:09Z">
               <w:r>
                 <w:rPr>
                   <w:rFonts w:ascii="Arial" w:cs="Arial" w:eastAsia="Arial" w:hAnsi="Arial"/>
@@ -1901,7 +1901,7 @@
               </w:rPr>
               <w:t xml:space="preserve"> before nutrients can enter the blood</w:t>
             </w:r>
-            <w:ins w:id="9016" w:author="Claude (AI) - proposed" w:date="2026-10-15T02:49:54Z">
+            <w:ins w:id="9016" w:author="Claude (AI) - proposed" w:date="2026-10-18T00:26:09Z">
               <w:r>
                 <w:rPr>
                   <w:rFonts w:ascii="Arial" w:cs="Arial" w:eastAsia="Arial" w:hAnsi="Arial"/>
@@ -2017,7 +2017,7 @@
               </w:rPr>
               <w:t xml:space="preserve">When I chewed plain ugali for two minutes, the taste changed from starchy to slightly sweet. When I tested unchewed ugali with iodine it turned blue-black, and with Benedict's reagent it remained blue. When I tested chewed ugali with iodine it </w:t>
             </w:r>
-            <w:del w:id="9017" w:author="Claude (AI) - proposed" w:date="2026-10-15T02:49:54Z">
+            <w:del w:id="9017" w:author="Claude (AI) - proposed" w:date="2026-10-18T00:26:09Z">
               <w:r>
                 <w:rPr>
                   <w:rFonts w:ascii="Arial" w:cs="Arial" w:eastAsia="Arial" w:hAnsi="Arial"/>
@@ -2032,7 +2032,7 @@
                 <w:delText xml:space="preserve">turned yellow-brown</w:delText>
               </w:r>
             </w:del>
-            <w:ins w:id="9018" w:author="Claude (AI) - proposed" w:date="2026-10-15T02:49:54Z">
+            <w:ins w:id="9018" w:author="Claude (AI) - proposed" w:date="2026-10-18T00:26:09Z">
               <w:r>
                 <w:rPr>
                   <w:rFonts w:ascii="Arial" w:cs="Arial" w:eastAsia="Arial" w:hAnsi="Arial"/>
@@ -2060,7 +2060,7 @@
               </w:rPr>
               <w:t xml:space="preserve">, and with Benedict's reagent it turned </w:t>
             </w:r>
-            <w:del w:id="9019" w:author="Claude (AI) - proposed" w:date="2026-10-15T02:49:54Z">
+            <w:del w:id="9019" w:author="Claude (AI) - proposed" w:date="2026-10-18T00:26:09Z">
               <w:r>
                 <w:rPr>
                   <w:rFonts w:ascii="Arial" w:cs="Arial" w:eastAsia="Arial" w:hAnsi="Arial"/>
@@ -2075,7 +2075,7 @@
                 <w:delText xml:space="preserve">brick-red</w:delText>
               </w:r>
             </w:del>
-            <w:ins w:id="9020" w:author="Claude (AI) - proposed" w:date="2026-10-15T02:49:54Z">
+            <w:ins w:id="9020" w:author="Claude (AI) - proposed" w:date="2026-10-18T00:26:09Z">
               <w:r>
                 <w:rPr>
                   <w:rFonts w:ascii="Arial" w:cs="Arial" w:eastAsia="Arial" w:hAnsi="Arial"/>
@@ -2169,7 +2169,7 @@
               </w:rPr>
               <w:t xml:space="preserve">The sweet taste I noticed when chewing ugali was caused by amylase converting starch molecules into sugar molecules. The colour changes in the food tests provided evidence of this molecular transformation — iodine </w:t>
             </w:r>
-            <w:del w:id="9021" w:author="Claude (AI) - proposed" w:date="2026-10-15T02:49:54Z">
+            <w:del w:id="9021" w:author="Claude (AI) - proposed" w:date="2026-10-18T00:26:09Z">
               <w:r>
                 <w:rPr>
                   <w:rFonts w:ascii="Arial" w:cs="Arial" w:eastAsia="Arial" w:hAnsi="Arial"/>
@@ -2184,7 +2184,7 @@
                 <w:delText xml:space="preserve">could no longer find</w:delText>
               </w:r>
             </w:del>
-            <w:ins w:id="9022" w:author="Claude (AI) - proposed" w:date="2026-10-15T02:49:54Z">
+            <w:ins w:id="9022" w:author="Claude (AI) - proposed" w:date="2026-10-18T00:26:09Z">
               <w:r>
                 <w:rPr>
                   <w:rFonts w:ascii="Arial" w:cs="Arial" w:eastAsia="Arial" w:hAnsi="Arial"/>
@@ -2212,7 +2212,7 @@
               </w:rPr>
               <w:t xml:space="preserve"> starch to react with, and Benedict's reagent found reducing sugar that was not present before. This explains how the organs of the digestive system, which I labelled in Lesson 7, actually carry out their function at the molecular level. It also connects back to the anchoring phenomenon: a mosquito</w:t>
             </w:r>
-            <w:del w:id="9023" w:author="Claude (AI) - proposed" w:date="2026-10-15T02:49:54Z">
+            <w:del w:id="9023" w:author="Claude (AI) - proposed" w:date="2026-10-18T00:26:09Z">
               <w:r>
                 <w:rPr>
                   <w:rFonts w:ascii="Arial" w:cs="Arial" w:eastAsia="Arial" w:hAnsi="Arial"/>
@@ -2227,7 +2227,7 @@
                 <w:delText xml:space="preserve"> uses salivary enzymes to prevent blood clotting just as I use amylase to begin digesting ugali</w:delText>
               </w:r>
             </w:del>
-            <w:ins w:id="9024" w:author="Claude (AI) - proposed" w:date="2026-10-15T02:49:54Z">
+            <w:ins w:id="9024" w:author="Claude (AI) - proposed" w:date="2026-10-18T00:26:09Z">
               <w:r>
                 <w:rPr>
                   <w:rFonts w:ascii="Arial" w:cs="Arial" w:eastAsia="Arial" w:hAnsi="Arial"/>
@@ -2343,7 +2343,7 @@
               </w:rPr>
               <w:t xml:space="preserve">We examined a detailed diagram of the ileum wall and identified villi and microvilli as finger-like projections that massively increase the surface area available for absorption. We observed two distinct pathways inside the villus: capillaries that receive glucose and amino acids, and a central lacteal that receives fatty acids and glycerol. We also read </w:t>
             </w:r>
-            <w:del w:id="9025" w:author="Claude (AI) - proposed" w:date="2026-10-15T02:49:54Z">
+            <w:del w:id="9025" w:author="Claude (AI) - proposed" w:date="2026-10-18T00:26:09Z">
               <w:r>
                 <w:rPr>
                   <w:rFonts w:ascii="Arial" w:cs="Arial" w:eastAsia="Arial" w:hAnsi="Arial"/>
@@ -2358,7 +2358,7 @@
                 <w:delText xml:space="preserve">real Kenyan health data showing that children in Kilifi County</w:delText>
               </w:r>
             </w:del>
-            <w:ins w:id="9026" w:author="Claude (AI) - proposed" w:date="2026-10-15T02:49:54Z">
+            <w:ins w:id="9026" w:author="Claude (AI) - proposed" w:date="2026-10-18T00:26:09Z">
               <w:r>
                 <w:rPr>
                   <w:rFonts w:ascii="Arial" w:cs="Arial" w:eastAsia="Arial" w:hAnsi="Arial"/>
@@ -2386,7 +2386,7 @@
               </w:rPr>
               <w:t xml:space="preserve"> can develop kwashiorkor </w:t>
             </w:r>
-            <w:del w:id="9027" w:author="Claude (AI) - proposed" w:date="2026-10-15T02:49:54Z">
+            <w:del w:id="9027" w:author="Claude (AI) - proposed" w:date="2026-10-18T00:26:09Z">
               <w:r>
                 <w:rPr>
                   <w:rFonts w:ascii="Arial" w:cs="Arial" w:eastAsia="Arial" w:hAnsi="Arial"/>
@@ -2401,7 +2401,7 @@
                 <w:delText xml:space="preserve">from protein-deficient diets and that many adolescent girls in Nairobi have iron-deficiency</w:delText>
               </w:r>
             </w:del>
-            <w:ins w:id="9028" w:author="Claude (AI) - proposed" w:date="2026-10-15T02:49:54Z">
+            <w:ins w:id="9028" w:author="Claude (AI) - proposed" w:date="2026-10-18T00:26:09Z">
               <w:r>
                 <w:rPr>
                   <w:rFonts w:ascii="Arial" w:cs="Arial" w:eastAsia="Arial" w:hAnsi="Arial"/>
@@ -2462,7 +2462,7 @@
               </w:rPr>
               <w:t xml:space="preserve">Digested nutrients are absorbed in the ileum across the thin epithelial cells of the villi into the blood or lymph. Glucose and amino acids </w:t>
             </w:r>
-            <w:del w:id="9029" w:author="Claude (AI) - proposed" w:date="2026-10-15T02:49:54Z">
+            <w:del w:id="9029" w:author="Claude (AI) - proposed" w:date="2026-10-18T00:26:09Z">
               <w:r>
                 <w:rPr>
                   <w:rFonts w:ascii="Arial" w:cs="Arial" w:eastAsia="Arial" w:hAnsi="Arial"/>
@@ -2477,7 +2477,7 @@
                 <w:delText xml:space="preserve">diffuse</w:delText>
               </w:r>
             </w:del>
-            <w:ins w:id="9030" w:author="Claude (AI) - proposed" w:date="2026-10-15T02:49:54Z">
+            <w:ins w:id="9030" w:author="Claude (AI) - proposed" w:date="2026-10-18T00:26:09Z">
               <w:r>
                 <w:rPr>
                   <w:rFonts w:ascii="Arial" w:cs="Arial" w:eastAsia="Arial" w:hAnsi="Arial"/>
@@ -2538,7 +2538,7 @@
               </w:rPr>
               <w:t xml:space="preserve">The entire journey from a meal of ugali and sukuma wiki — chewed in the mouth, digested by enzymes in the stomach and small intestine — ends with small soluble molecules crossing the villus wall into the blood. The structural features of villi (thin walls, large surface area, rich blood supply, central lacteal) make this transfer efficient. When any part of this system fails — whether because of an inadequate diet or damaged villi — cells are deprived of nutrients they need, leading to conditions like kwashiorkor or anaemia. This connects back to the anchoring phenomenon: a mosquito drinking liquid blood </w:t>
             </w:r>
-            <w:del w:id="9031" w:author="Claude (AI) - proposed" w:date="2026-10-15T02:49:54Z">
+            <w:del w:id="9031" w:author="Claude (AI) - proposed" w:date="2026-10-18T00:26:09Z">
               <w:r>
                 <w:rPr>
                   <w:rFonts w:ascii="Arial" w:cs="Arial" w:eastAsia="Arial" w:hAnsi="Arial"/>
@@ -2553,7 +2553,7 @@
                 <w:delText xml:space="preserve">delivers ready-made amino acids directly to its gut for absorption, bypassing the need for extensive mechanical digestion — a shortcut that</w:delText>
               </w:r>
             </w:del>
-            <w:ins w:id="9032" w:author="Claude (AI) - proposed" w:date="2026-10-15T02:49:54Z">
+            <w:ins w:id="9032" w:author="Claude (AI) - proposed" w:date="2026-10-18T00:26:09Z">
               <w:r>
                 <w:rPr>
                   <w:rFonts w:ascii="Arial" w:cs="Arial" w:eastAsia="Arial" w:hAnsi="Arial"/>
@@ -2735,7 +2735,7 @@
               </w:rPr>
               <w:t xml:space="preserve">Learners constructed individual Final Explanations using the CER+Evidence framework (Claim–Evidence–Reasoning with four cross-unit evidence references), answering the driving question: 'How do the structures animals use to get food explain how each animal gets the nutrients it needs to survive?' The class collectively completed the Driving Question Board, closing all outstanding inquiry questions and co-authoring a 'Class Final Explanation.' Learners explained how the shape of a feeding structure is inseparable from its function — a grasshopper's grinding mandibles can process tough maize leaf cellulose but cannot pierce skin; a mosquito's </w:t>
             </w:r>
-            <w:del w:id="9033" w:author="Claude (AI) - proposed" w:date="2026-10-15T02:49:54Z">
+            <w:del w:id="9033" w:author="Claude (AI) - proposed" w:date="2026-10-18T00:26:09Z">
               <w:r>
                 <w:rPr>
                   <w:rFonts w:ascii="Arial" w:cs="Arial" w:eastAsia="Arial" w:hAnsi="Arial"/>
@@ -2750,7 +2750,7 @@
                 <w:delText xml:space="preserve">fascicle-bundled proboscis</w:delText>
               </w:r>
             </w:del>
-            <w:ins w:id="9034" w:author="Claude (AI) - proposed" w:date="2026-10-15T02:49:54Z">
+            <w:ins w:id="9034" w:author="Claude (AI) - proposed" w:date="2026-10-18T00:26:09Z">
               <w:r>
                 <w:rPr>
                   <w:rFonts w:ascii="Arial" w:cs="Arial" w:eastAsia="Arial" w:hAnsi="Arial"/>
@@ -2900,7 +2900,7 @@
         </w:rPr>
         <w:t xml:space="preserve">© 2026 SeaVuria and ARES. This work is licensed under a </w:t>
       </w:r>
-      <w:hyperlink w:history="1" r:id="rIdsxkmdtlklwoj4hqvktwjf">
+      <w:hyperlink w:history="1" r:id="rIdy52wvjwr2uvyyfpp01-sw">
         <w:r>
           <w:rPr>
             <w:rFonts w:ascii="Arial" w:cs="Arial" w:eastAsia="Arial" w:hAnsi="Arial"/>
@@ -2920,7 +2920,7 @@
         </w:rPr>
         <w:t xml:space="preserve"> (</w:t>
       </w:r>
-      <w:hyperlink w:history="1" r:id="rId-rpbto3dzrwjet_ithngm">
+      <w:hyperlink w:history="1" r:id="rIdwwe-t9wzomei_p0-s6_0d">
         <w:r>
           <w:rPr>
             <w:rFonts w:ascii="Arial" w:cs="Arial" w:eastAsia="Arial" w:hAnsi="Arial"/>
@@ -2940,7 +2940,7 @@
         </w:rPr>
         <w:t xml:space="preserve">). To view a copy of this license, visit </w:t>
       </w:r>
-      <w:hyperlink w:history="1" r:id="rId6ri9z3gdlo-ud73add1vv">
+      <w:hyperlink w:history="1" r:id="rIdidjlid8z810bm1u7f4iib">
         <w:r>
           <w:rPr>
             <w:rFonts w:ascii="Arial" w:cs="Arial" w:eastAsia="Arial" w:hAnsi="Arial"/>
